--- a/src/modules/audits/reports/assets/compliance-report.docx
+++ b/src/modules/audits/reports/assets/compliance-report.docx
@@ -79,7 +79,7 @@
     </w:p>
     <w:p>
       <w:r>
-        <w:t xml:space="preserve">{domain} / {reference} {title}: esperado {expectedLabel}, alcanzado {achievedLabel}. {findings}</w:t>
+        <w:t xml:space="preserve">[{severity}] {domain} / {reference} {title}: esperado {expectedLabel}, alcanzado {achievedLabel}. {findings}</w:t>
       </w:r>
     </w:p>
     <w:p>

--- a/src/modules/audits/reports/assets/compliance-report.docx
+++ b/src/modules/audits/reports/assets/compliance-report.docx
@@ -39,6 +39,11 @@
     <w:p>
       <w:r>
         <w:t xml:space="preserve">Evaluados: {evaluated} · Cumplen: {meets} · Por debajo: {below} · No aplica: {notApplicable} · Pendientes: {pending}</w:t>
+      </w:r>
+    </w:p>
+    <w:p>
+      <w:r>
+        <w:t xml:space="preserve">Gravedad de las brechas: {majorCount} mayor(es) · {minorCount} menor(es) · {observationCount} observación(es)</w:t>
       </w:r>
     </w:p>
     <w:p>

--- a/src/modules/audits/reports/assets/compliance-report.docx
+++ b/src/modules/audits/reports/assets/compliance-report.docx
@@ -51,6 +51,52 @@
         <w:pStyle w:val="Heading1"/>
       </w:pPr>
       <w:r>
+        <w:t xml:space="preserve">Nivel esperado vs. alcanzado por dominio</w:t>
+      </w:r>
+    </w:p>
+    <w:p>
+      <w:r>
+        <w:drawing>
+          <wp:inline xmlns:wp="http://schemas.openxmlformats.org/drawingml/2006/wordprocessingDrawing" distT="0" distB="0" distL="0" distR="0">
+            <wp:extent cx="6858000" cy="3619500"/>
+            <wp:docPr id="1" name="Gráfico por dominio"/>
+            <wp:cNvGraphicFramePr>
+              <a:graphicFrameLocks xmlns:a="http://schemas.openxmlformats.org/drawingml/2006/main" noChangeAspect="1"/>
+            </wp:cNvGraphicFramePr>
+            <a:graphic xmlns:a="http://schemas.openxmlformats.org/drawingml/2006/main">
+              <a:graphicData uri="http://schemas.openxmlformats.org/drawingml/2006/picture">
+                <pic:pic xmlns:pic="http://schemas.openxmlformats.org/drawingml/2006/picture">
+                  <pic:nvPicPr>
+                    <pic:cNvPr id="1" name="Gráfico por dominio"/>
+                    <pic:cNvPicPr/>
+                  </pic:nvPicPr>
+                  <pic:blipFill>
+                    <a:blip xmlns:r="http://schemas.openxmlformats.org/officeDocument/2006/relationships" r:embed="rId1"/>
+                    <a:stretch>
+                      <a:fillRect/>
+                    </a:stretch>
+                  </pic:blipFill>
+                  <pic:spPr>
+                    <a:xfrm>
+                      <a:off x="0" y="0"/>
+                      <a:ext cx="6858000" cy="3619500"/>
+                    </a:xfrm>
+                    <a:prstGeom prst="rect">
+                      <a:avLst/>
+                    </a:prstGeom>
+                  </pic:spPr>
+                </pic:pic>
+              </a:graphicData>
+            </a:graphic>
+          </wp:inline>
+        </w:drawing>
+      </w:r>
+    </w:p>
+    <w:p>
+      <w:pPr>
+        <w:pStyle w:val="Heading1"/>
+      </w:pPr>
+      <w:r>
         <w:t xml:space="preserve">Por dominio</w:t>
       </w:r>
     </w:p>

--- a/src/modules/audits/reports/assets/compliance-report.docx
+++ b/src/modules/audits/reports/assets/compliance-report.docx
@@ -138,6 +138,52 @@
         <w:t xml:space="preserve">{/gaps}</w:t>
       </w:r>
     </w:p>
+    <w:p>
+      <w:pPr>
+        <w:pStyle w:val="Heading1"/>
+      </w:pPr>
+      <w:r>
+        <w:t xml:space="preserve">Todos los resultados</w:t>
+      </w:r>
+    </w:p>
+    <w:p>
+      <w:r>
+        <w:t xml:space="preserve">{#results}</w:t>
+      </w:r>
+    </w:p>
+    <w:p>
+      <w:r>
+        <w:t xml:space="preserve">[{severity}] {domain} / {reference} {title}: esperado {expectedLabel}, alcanzado {achievedLabel} ({#meetsExpected}cumple{/meetsExpected}{^meetsExpected}no cumple{/meetsExpected}). {findings}</w:t>
+      </w:r>
+    </w:p>
+    <w:p>
+      <w:r>
+        <w:t xml:space="preserve">{/results}</w:t>
+      </w:r>
+    </w:p>
+    <w:p>
+      <w:pPr>
+        <w:pStyle w:val="Heading1"/>
+      </w:pPr>
+      <w:r>
+        <w:t xml:space="preserve">Catálogo de controles</w:t>
+      </w:r>
+    </w:p>
+    <w:p>
+      <w:r>
+        <w:t xml:space="preserve">{#controls}</w:t>
+      </w:r>
+    </w:p>
+    <w:p>
+      <w:r>
+        <w:t xml:space="preserve">{domain} / {reference} {title} — nivel {depth} ({#isLeaf}evaluable{/isLeaf}{^isLeaf}agrupador{/isLeaf})</w:t>
+      </w:r>
+    </w:p>
+    <w:p>
+      <w:r>
+        <w:t xml:space="preserve">{/controls}</w:t>
+      </w:r>
+    </w:p>
     <w:sectPr/>
   </w:body>
 </w:document>
